--- a/public/Ambalavanan_M_Resume.docx
+++ b/public/Ambalavanan_M_Resume.docx
@@ -947,24 +947,6 @@
           <w:szCs w:val="26"/>
         </w:rPr>
         <w:t>Certifications &amp; Accomplishments</w:t>
-      </w:r>
-    </w:p>
-    <w:p>
-      <w:pPr>
-        <w:pStyle w:val="ListParagraph"/>
-        <w:numPr>
-          <w:ilvl w:val="0"/>
-          <w:numId w:val="2"/>
-        </w:numPr>
-        <w:spacing w:before="40" w:after="40"/>
-      </w:pPr>
-      <w:r>
-        <w:rPr>
-          <w:rFonts w:ascii="Calibri" w:eastAsia="Calibri" w:hAnsi="Calibri" w:cs="Calibri"/>
-          <w:sz w:val="24"/>
-          <w:szCs w:val="24"/>
-        </w:rPr>
-        <w:t>AWS Cloud Foundations – Amazon Web Services (AWS)</w:t>
       </w:r>
     </w:p>
     <w:p>
